--- a/public/templates/劳动合同.docx
+++ b/public/templates/劳动合同.docx
@@ -4,11 +4,18 @@
   <w:body>
     <w:p>
       <w:pPr>
-        <w:pStyle w:val="Title"/>
         <w:spacing w:after="400"/>
         <w:jc w:val="center"/>
       </w:pPr>
       <w:r>
+        <w:rPr>
+          <w:rFonts w:ascii="宋体" w:cs="宋体" w:eastAsia="宋体" w:hAnsi="宋体"/>
+          <w:b/>
+          <w:bCs/>
+          <w:color w:val="000000"/>
+          <w:sz w:val="32"/>
+          <w:szCs w:val="32"/>
+        </w:rPr>
         <w:t xml:space="preserve">劳动合同</w:t>
       </w:r>
     </w:p>
@@ -144,10 +151,17 @@
     <w:p/>
     <w:p>
       <w:pPr>
-        <w:pStyle w:val="Heading1"/>
         <w:spacing w:before="200" w:after="200"/>
       </w:pPr>
       <w:r>
+        <w:rPr>
+          <w:rFonts w:ascii="宋体" w:cs="宋体" w:eastAsia="宋体" w:hAnsi="宋体"/>
+          <w:b/>
+          <w:bCs/>
+          <w:color w:val="000000"/>
+          <w:sz w:val="28"/>
+          <w:szCs w:val="28"/>
+        </w:rPr>
         <w:t xml:space="preserve">一、合同期限</w:t>
       </w:r>
     </w:p>
@@ -169,10 +183,17 @@
     <w:p/>
     <w:p>
       <w:pPr>
-        <w:pStyle w:val="Heading1"/>
         <w:spacing w:before="200" w:after="200"/>
       </w:pPr>
       <w:r>
+        <w:rPr>
+          <w:rFonts w:ascii="宋体" w:cs="宋体" w:eastAsia="宋体" w:hAnsi="宋体"/>
+          <w:b/>
+          <w:bCs/>
+          <w:color w:val="000000"/>
+          <w:sz w:val="28"/>
+          <w:szCs w:val="28"/>
+        </w:rPr>
         <w:t xml:space="preserve">二、工作内容和工作地点</w:t>
       </w:r>
     </w:p>
@@ -224,10 +245,17 @@
     <w:p/>
     <w:p>
       <w:pPr>
-        <w:pStyle w:val="Heading1"/>
         <w:spacing w:before="200" w:after="200"/>
       </w:pPr>
       <w:r>
+        <w:rPr>
+          <w:rFonts w:ascii="宋体" w:cs="宋体" w:eastAsia="宋体" w:hAnsi="宋体"/>
+          <w:b/>
+          <w:bCs/>
+          <w:color w:val="000000"/>
+          <w:sz w:val="28"/>
+          <w:szCs w:val="28"/>
+        </w:rPr>
         <w:t xml:space="preserve">三、工作时间和休息休假</w:t>
       </w:r>
     </w:p>
@@ -278,10 +306,17 @@
     <w:p/>
     <w:p>
       <w:pPr>
-        <w:pStyle w:val="Heading1"/>
         <w:spacing w:before="200" w:after="200"/>
       </w:pPr>
       <w:r>
+        <w:rPr>
+          <w:rFonts w:ascii="宋体" w:cs="宋体" w:eastAsia="宋体" w:hAnsi="宋体"/>
+          <w:b/>
+          <w:bCs/>
+          <w:color w:val="000000"/>
+          <w:sz w:val="28"/>
+          <w:szCs w:val="28"/>
+        </w:rPr>
         <w:t xml:space="preserve">四、劳动报酬</w:t>
       </w:r>
     </w:p>
@@ -332,10 +367,17 @@
     <w:p/>
     <w:p>
       <w:pPr>
-        <w:pStyle w:val="Heading1"/>
         <w:spacing w:before="200" w:after="200"/>
       </w:pPr>
       <w:r>
+        <w:rPr>
+          <w:rFonts w:ascii="宋体" w:cs="宋体" w:eastAsia="宋体" w:hAnsi="宋体"/>
+          <w:b/>
+          <w:bCs/>
+          <w:color w:val="000000"/>
+          <w:sz w:val="28"/>
+          <w:szCs w:val="28"/>
+        </w:rPr>
         <w:t xml:space="preserve">五、社会保险和福利待遇</w:t>
       </w:r>
     </w:p>
@@ -385,10 +427,17 @@
     <w:p/>
     <w:p>
       <w:pPr>
-        <w:pStyle w:val="Heading1"/>
         <w:spacing w:before="200" w:after="200"/>
       </w:pPr>
       <w:r>
+        <w:rPr>
+          <w:rFonts w:ascii="宋体" w:cs="宋体" w:eastAsia="宋体" w:hAnsi="宋体"/>
+          <w:b/>
+          <w:bCs/>
+          <w:color w:val="000000"/>
+          <w:sz w:val="28"/>
+          <w:szCs w:val="28"/>
+        </w:rPr>
         <w:t xml:space="preserve">六、劳动保护、劳动条件和职业危害防护</w:t>
       </w:r>
     </w:p>
@@ -409,10 +458,17 @@
     <w:p/>
     <w:p>
       <w:pPr>
-        <w:pStyle w:val="Heading1"/>
         <w:spacing w:before="200" w:after="200"/>
       </w:pPr>
       <w:r>
+        <w:rPr>
+          <w:rFonts w:ascii="宋体" w:cs="宋体" w:eastAsia="宋体" w:hAnsi="宋体"/>
+          <w:b/>
+          <w:bCs/>
+          <w:color w:val="000000"/>
+          <w:sz w:val="28"/>
+          <w:szCs w:val="28"/>
+        </w:rPr>
         <w:t xml:space="preserve">七、劳动纪律</w:t>
       </w:r>
     </w:p>
@@ -433,10 +489,17 @@
     <w:p/>
     <w:p>
       <w:pPr>
-        <w:pStyle w:val="Heading1"/>
         <w:spacing w:before="200" w:after="200"/>
       </w:pPr>
       <w:r>
+        <w:rPr>
+          <w:rFonts w:ascii="宋体" w:cs="宋体" w:eastAsia="宋体" w:hAnsi="宋体"/>
+          <w:b/>
+          <w:bCs/>
+          <w:color w:val="000000"/>
+          <w:sz w:val="28"/>
+          <w:szCs w:val="28"/>
+        </w:rPr>
         <w:t xml:space="preserve">八、劳动合同的变更、解除和终止</w:t>
       </w:r>
     </w:p>
@@ -457,10 +520,17 @@
     <w:p/>
     <w:p>
       <w:pPr>
-        <w:pStyle w:val="Heading1"/>
         <w:spacing w:before="200" w:after="200"/>
       </w:pPr>
       <w:r>
+        <w:rPr>
+          <w:rFonts w:ascii="宋体" w:cs="宋体" w:eastAsia="宋体" w:hAnsi="宋体"/>
+          <w:b/>
+          <w:bCs/>
+          <w:color w:val="000000"/>
+          <w:sz w:val="28"/>
+          <w:szCs w:val="28"/>
+        </w:rPr>
         <w:t xml:space="preserve">九、违约责任</w:t>
       </w:r>
     </w:p>
@@ -482,10 +552,17 @@
     <w:p/>
     <w:p>
       <w:pPr>
-        <w:pStyle w:val="Heading1"/>
         <w:spacing w:before="200" w:after="200"/>
       </w:pPr>
       <w:r>
+        <w:rPr>
+          <w:rFonts w:ascii="宋体" w:cs="宋体" w:eastAsia="宋体" w:hAnsi="宋体"/>
+          <w:b/>
+          <w:bCs/>
+          <w:color w:val="000000"/>
+          <w:sz w:val="28"/>
+          <w:szCs w:val="28"/>
+        </w:rPr>
         <w:t xml:space="preserve">十、其他约定事项</w:t>
       </w:r>
     </w:p>

--- a/public/templates/劳动合同.docx
+++ b/public/templates/劳动合同.docx
@@ -45,6 +45,20 @@
           <w:sz w:val="24"/>
           <w:szCs w:val="24"/>
         </w:rPr>
+        <w:t xml:space="preserve">统一社会信用代码：{{统一社会信用代码}}</w:t>
+      </w:r>
+    </w:p>
+    <w:p>
+      <w:pPr>
+        <w:spacing w:line="360"/>
+      </w:pPr>
+      <w:r>
+        <w:rPr>
+          <w:rFonts w:ascii="宋体" w:cs="宋体" w:eastAsia="宋体" w:hAnsi="宋体"/>
+          <w:color w:val="FF0000"/>
+          <w:sz w:val="24"/>
+          <w:szCs w:val="24"/>
+        </w:rPr>
         <w:t xml:space="preserve">地址：{{公司地址}}</w:t>
       </w:r>
     </w:p>
@@ -131,6 +145,34 @@
           <w:szCs w:val="24"/>
         </w:rPr>
         <w:t xml:space="preserve">联系电话：{{员工电话}}</w:t>
+      </w:r>
+    </w:p>
+    <w:p>
+      <w:pPr>
+        <w:spacing w:line="360"/>
+      </w:pPr>
+      <w:r>
+        <w:rPr>
+          <w:rFonts w:ascii="宋体" w:cs="宋体" w:eastAsia="宋体" w:hAnsi="宋体"/>
+          <w:color w:val="FF0000"/>
+          <w:sz w:val="24"/>
+          <w:szCs w:val="24"/>
+        </w:rPr>
+        <w:t xml:space="preserve">紧急联系人：{{紧急联系人}}</w:t>
+      </w:r>
+    </w:p>
+    <w:p>
+      <w:pPr>
+        <w:spacing w:line="360"/>
+      </w:pPr>
+      <w:r>
+        <w:rPr>
+          <w:rFonts w:ascii="宋体" w:cs="宋体" w:eastAsia="宋体" w:hAnsi="宋体"/>
+          <w:color w:val="FF0000"/>
+          <w:sz w:val="24"/>
+          <w:szCs w:val="24"/>
+        </w:rPr>
+        <w:t xml:space="preserve">紧急联系电话：{{紧急联系电话}}</w:t>
       </w:r>
     </w:p>
     <w:p/>
@@ -180,6 +222,21 @@
         <w:t xml:space="preserve">本合同为{{合同类型}}劳动合同，期限自{{开始日期}}起至{{结束日期}}止。</w:t>
       </w:r>
     </w:p>
+    <w:p>
+      <w:pPr>
+        <w:spacing w:line="360"/>
+        <w:ind w:firstLine="480"/>
+      </w:pPr>
+      <w:r>
+        <w:rPr>
+          <w:rFonts w:ascii="宋体" w:cs="宋体" w:eastAsia="宋体" w:hAnsi="宋体"/>
+          <w:color w:val="FF0000"/>
+          <w:sz w:val="24"/>
+          <w:szCs w:val="24"/>
+        </w:rPr>
+        <w:t xml:space="preserve">其中试用期为{{试用期}}个月，自{{试用期开始日期}}起至{{试用期结束日期}}止。</w:t>
+      </w:r>
+    </w:p>
     <w:p/>
     <w:p>
       <w:pPr>
@@ -242,6 +299,20 @@
         <w:t xml:space="preserve">3. 工作职责：{{工作职责}}。</w:t>
       </w:r>
     </w:p>
+    <w:p>
+      <w:pPr>
+        <w:spacing w:line="360"/>
+        <w:ind w:firstLine="480"/>
+      </w:pPr>
+      <w:r>
+        <w:rPr>
+          <w:rFonts w:ascii="宋体" w:cs="宋体" w:eastAsia="宋体" w:hAnsi="宋体"/>
+          <w:sz w:val="24"/>
+          <w:szCs w:val="24"/>
+        </w:rPr>
+        <w:t xml:space="preserve">4. 甲方有权根据生产经营需要及乙方的能力、表现，调整乙方的工作岗位和工作内容，乙方应当服从安排。</w:t>
+      </w:r>
+    </w:p>
     <w:p/>
     <w:p>
       <w:pPr>
@@ -300,7 +371,21 @@
           <w:sz w:val="24"/>
           <w:szCs w:val="24"/>
         </w:rPr>
-        <w:t xml:space="preserve">3. 休息休假：乙方享有法定节假日、年休假、婚假、产假等国家规定的假期。</w:t>
+        <w:t xml:space="preserve">3. 休息休假：乙方享有法定节假日、年休假、婚假、产假、丧假等国家规定的假期。</w:t>
+      </w:r>
+    </w:p>
+    <w:p>
+      <w:pPr>
+        <w:spacing w:line="360"/>
+        <w:ind w:firstLine="480"/>
+      </w:pPr>
+      <w:r>
+        <w:rPr>
+          <w:rFonts w:ascii="宋体" w:cs="宋体" w:eastAsia="宋体" w:hAnsi="宋体"/>
+          <w:sz w:val="24"/>
+          <w:szCs w:val="24"/>
+        </w:rPr>
+        <w:t xml:space="preserve">4. 甲方因生产经营需要安排乙方加班的，应依法安排补休或支付加班工资。</w:t>
       </w:r>
     </w:p>
     <w:p/>
@@ -332,7 +417,7 @@
           <w:sz w:val="24"/>
           <w:szCs w:val="24"/>
         </w:rPr>
-        <w:t xml:space="preserve">1. 乙方月工资为人民币{{工资金额}}元（税前）。</w:t>
+        <w:t xml:space="preserve">1. 乙方月工资为人民币{{工资金额}}元（税前），其中基本工资{{基本工资金额}}元，绩效工资{{绩效工资金额}}元。</w:t>
       </w:r>
     </w:p>
     <w:p>
@@ -361,7 +446,22 @@
           <w:sz w:val="24"/>
           <w:szCs w:val="24"/>
         </w:rPr>
-        <w:t xml:space="preserve">3. 甲方根据公司经营状况和乙方工作表现，可适当调整乙方工资。</w:t>
+        <w:t xml:space="preserve">3. 甲方根据公司经营状况和乙方工作表现，可适当调整乙方工资，调整幅度不低于当地最低工资标准。</w:t>
+      </w:r>
+    </w:p>
+    <w:p>
+      <w:pPr>
+        <w:spacing w:line="360"/>
+        <w:ind w:firstLine="480"/>
+      </w:pPr>
+      <w:r>
+        <w:rPr>
+          <w:rFonts w:ascii="宋体" w:cs="宋体" w:eastAsia="宋体" w:hAnsi="宋体"/>
+          <w:color w:val="FF0000"/>
+          <w:sz w:val="24"/>
+          <w:szCs w:val="24"/>
+        </w:rPr>
+        <w:t xml:space="preserve">4. 加班工资计算标准：{{加班工资计算标准}}。</w:t>
       </w:r>
     </w:p>
     <w:p/>
@@ -392,7 +492,7 @@
           <w:sz w:val="24"/>
           <w:szCs w:val="24"/>
         </w:rPr>
-        <w:t xml:space="preserve">1. 甲方依法为乙方办理养老、医疗、失业、工伤、生育等社会保险。</w:t>
+        <w:t xml:space="preserve">1. 甲方依法为乙方办理养老、医疗、失业、工伤、生育等社会保险，并承担相应费用。</w:t>
       </w:r>
     </w:p>
     <w:p>
@@ -422,6 +522,21 @@
           <w:szCs w:val="24"/>
         </w:rPr>
         <w:t xml:space="preserve">3. 其他福利待遇：{{其他福利}}。</w:t>
+      </w:r>
+    </w:p>
+    <w:p>
+      <w:pPr>
+        <w:spacing w:line="360"/>
+        <w:ind w:firstLine="480"/>
+      </w:pPr>
+      <w:r>
+        <w:rPr>
+          <w:rFonts w:ascii="宋体" w:cs="宋体" w:eastAsia="宋体" w:hAnsi="宋体"/>
+          <w:color w:val="FF0000"/>
+          <w:sz w:val="24"/>
+          <w:szCs w:val="24"/>
+        </w:rPr>
+        <w:t xml:space="preserve">4. 甲方为乙方购买{{商业保险类型}}商业保险，保险金额{{保险金额}}元。</w:t>
       </w:r>
     </w:p>
     <w:p/>
@@ -455,6 +570,20 @@
         <w:t xml:space="preserve">甲方应当为乙方提供符合国家规定的劳动安全卫生条件和必要的劳动防护用品，对从事有职业危害作业的劳动者应当定期进行健康检查。</w:t>
       </w:r>
     </w:p>
+    <w:p>
+      <w:pPr>
+        <w:spacing w:line="360"/>
+        <w:ind w:firstLine="480"/>
+      </w:pPr>
+      <w:r>
+        <w:rPr>
+          <w:rFonts w:ascii="宋体" w:cs="宋体" w:eastAsia="宋体" w:hAnsi="宋体"/>
+          <w:sz w:val="24"/>
+          <w:szCs w:val="24"/>
+        </w:rPr>
+        <w:t xml:space="preserve">甲方应建立健全劳动安全卫生制度，严格执行国家劳动安全卫生规程和标准。</w:t>
+      </w:r>
+    </w:p>
     <w:p/>
     <w:p>
       <w:pPr>
@@ -486,6 +615,20 @@
         <w:t xml:space="preserve">乙方应遵守国家法律法规和甲方依法制定的各项规章制度，服从管理，按时完成工作任务。</w:t>
       </w:r>
     </w:p>
+    <w:p>
+      <w:pPr>
+        <w:spacing w:line="360"/>
+        <w:ind w:firstLine="480"/>
+      </w:pPr>
+      <w:r>
+        <w:rPr>
+          <w:rFonts w:ascii="宋体" w:cs="宋体" w:eastAsia="宋体" w:hAnsi="宋体"/>
+          <w:sz w:val="24"/>
+          <w:szCs w:val="24"/>
+        </w:rPr>
+        <w:t xml:space="preserve">乙方违反甲方规章制度的，甲方有权按照规定给予相应处理。</w:t>
+      </w:r>
+    </w:p>
     <w:p/>
     <w:p>
       <w:pPr>
@@ -514,7 +657,206 @@
           <w:sz w:val="24"/>
           <w:szCs w:val="24"/>
         </w:rPr>
-        <w:t xml:space="preserve">双方变更、解除或终止劳动合同，应当依照《劳动合同法》及相关法律法规的规定执行。</w:t>
+        <w:t xml:space="preserve">1. 双方变更、解除或终止劳动合同，应当依照《劳动合同法》及相关法律法规的规定执行。</w:t>
+      </w:r>
+    </w:p>
+    <w:p>
+      <w:pPr>
+        <w:spacing w:line="360"/>
+        <w:ind w:firstLine="480"/>
+      </w:pPr>
+      <w:r>
+        <w:rPr>
+          <w:rFonts w:ascii="宋体" w:cs="宋体" w:eastAsia="宋体" w:hAnsi="宋体"/>
+          <w:sz w:val="24"/>
+          <w:szCs w:val="24"/>
+        </w:rPr>
+        <w:t xml:space="preserve">2. 经双方协商一致，可以变更本合同的内容。变更劳动合同应当采用书面形式。</w:t>
+      </w:r>
+    </w:p>
+    <w:p>
+      <w:pPr>
+        <w:spacing w:line="360"/>
+        <w:ind w:firstLine="480"/>
+      </w:pPr>
+      <w:r>
+        <w:rPr>
+          <w:rFonts w:ascii="宋体" w:cs="宋体" w:eastAsia="宋体" w:hAnsi="宋体"/>
+          <w:color w:val="FF0000"/>
+          <w:sz w:val="24"/>
+          <w:szCs w:val="24"/>
+        </w:rPr>
+        <w:t xml:space="preserve">3. 乙方提前解除劳动合同的，应当提前{{提前通知期限}}日书面通知甲方；在试用期内提前解除的，应当提前{{试用期提前通知期限}}日通知。</w:t>
+      </w:r>
+    </w:p>
+    <w:p>
+      <w:pPr>
+        <w:spacing w:line="360"/>
+        <w:ind w:firstLine="480"/>
+      </w:pPr>
+      <w:r>
+        <w:rPr>
+          <w:rFonts w:ascii="宋体" w:cs="宋体" w:eastAsia="宋体" w:hAnsi="宋体"/>
+          <w:sz w:val="24"/>
+          <w:szCs w:val="24"/>
+        </w:rPr>
+        <w:t xml:space="preserve">4. 有下列情形之一的，甲方可以解除劳动合同：</w:t>
+      </w:r>
+    </w:p>
+    <w:p>
+      <w:pPr>
+        <w:spacing w:line="360"/>
+        <w:ind w:firstLine="480"/>
+      </w:pPr>
+      <w:r>
+        <w:rPr>
+          <w:rFonts w:ascii="宋体" w:cs="宋体" w:eastAsia="宋体" w:hAnsi="宋体"/>
+          <w:sz w:val="24"/>
+          <w:szCs w:val="24"/>
+        </w:rPr>
+        <w:t xml:space="preserve">（1）在试用期间被证明不符合录用条件的；</w:t>
+      </w:r>
+    </w:p>
+    <w:p>
+      <w:pPr>
+        <w:spacing w:line="360"/>
+        <w:ind w:firstLine="480"/>
+      </w:pPr>
+      <w:r>
+        <w:rPr>
+          <w:rFonts w:ascii="宋体" w:cs="宋体" w:eastAsia="宋体" w:hAnsi="宋体"/>
+          <w:sz w:val="24"/>
+          <w:szCs w:val="24"/>
+        </w:rPr>
+        <w:t xml:space="preserve">（2）严重违反甲方规章制度的；</w:t>
+      </w:r>
+    </w:p>
+    <w:p>
+      <w:pPr>
+        <w:spacing w:line="360"/>
+        <w:ind w:firstLine="480"/>
+      </w:pPr>
+      <w:r>
+        <w:rPr>
+          <w:rFonts w:ascii="宋体" w:cs="宋体" w:eastAsia="宋体" w:hAnsi="宋体"/>
+          <w:sz w:val="24"/>
+          <w:szCs w:val="24"/>
+        </w:rPr>
+        <w:t xml:space="preserve">（3）严重失职，营私舞弊，给甲方造成重大损害的；</w:t>
+      </w:r>
+    </w:p>
+    <w:p>
+      <w:pPr>
+        <w:spacing w:line="360"/>
+        <w:ind w:firstLine="480"/>
+      </w:pPr>
+      <w:r>
+        <w:rPr>
+          <w:rFonts w:ascii="宋体" w:cs="宋体" w:eastAsia="宋体" w:hAnsi="宋体"/>
+          <w:sz w:val="24"/>
+          <w:szCs w:val="24"/>
+        </w:rPr>
+        <w:t xml:space="preserve">（4）乙方同时与其他用人单位建立劳动关系，对完成本单位的工作任务造成严重影响，或者经甲方提出，拒不改正的；</w:t>
+      </w:r>
+    </w:p>
+    <w:p>
+      <w:pPr>
+        <w:spacing w:line="360"/>
+        <w:ind w:firstLine="480"/>
+      </w:pPr>
+      <w:r>
+        <w:rPr>
+          <w:rFonts w:ascii="宋体" w:cs="宋体" w:eastAsia="宋体" w:hAnsi="宋体"/>
+          <w:sz w:val="24"/>
+          <w:szCs w:val="24"/>
+        </w:rPr>
+        <w:t xml:space="preserve">（5）被依法追究刑事责任的。</w:t>
+      </w:r>
+    </w:p>
+    <w:p>
+      <w:pPr>
+        <w:spacing w:line="360"/>
+        <w:ind w:firstLine="480"/>
+      </w:pPr>
+      <w:r>
+        <w:rPr>
+          <w:rFonts w:ascii="宋体" w:cs="宋体" w:eastAsia="宋体" w:hAnsi="宋体"/>
+          <w:color w:val="FF0000"/>
+          <w:sz w:val="24"/>
+          <w:szCs w:val="24"/>
+        </w:rPr>
+        <w:t xml:space="preserve">5. 有下列情形之一的，甲方提前{{提前通知期限}}日书面通知乙方或者额外支付乙方一个月工资后，可以解除劳动合同：</w:t>
+      </w:r>
+    </w:p>
+    <w:p>
+      <w:pPr>
+        <w:spacing w:line="360"/>
+        <w:ind w:firstLine="480"/>
+      </w:pPr>
+      <w:r>
+        <w:rPr>
+          <w:rFonts w:ascii="宋体" w:cs="宋体" w:eastAsia="宋体" w:hAnsi="宋体"/>
+          <w:sz w:val="24"/>
+          <w:szCs w:val="24"/>
+        </w:rPr>
+        <w:t xml:space="preserve">（1）乙方患病或者非因工负伤，在规定的医疗期满后不能从事原工作，也不能从事由甲方另行安排的工作的；</w:t>
+      </w:r>
+    </w:p>
+    <w:p>
+      <w:pPr>
+        <w:spacing w:line="360"/>
+        <w:ind w:firstLine="480"/>
+      </w:pPr>
+      <w:r>
+        <w:rPr>
+          <w:rFonts w:ascii="宋体" w:cs="宋体" w:eastAsia="宋体" w:hAnsi="宋体"/>
+          <w:sz w:val="24"/>
+          <w:szCs w:val="24"/>
+        </w:rPr>
+        <w:t xml:space="preserve">（2）乙方不能胜任工作，经过培训或者调整工作岗位，仍不能胜任工作的；</w:t>
+      </w:r>
+    </w:p>
+    <w:p>
+      <w:pPr>
+        <w:spacing w:line="360"/>
+        <w:ind w:firstLine="480"/>
+      </w:pPr>
+      <w:r>
+        <w:rPr>
+          <w:rFonts w:ascii="宋体" w:cs="宋体" w:eastAsia="宋体" w:hAnsi="宋体"/>
+          <w:sz w:val="24"/>
+          <w:szCs w:val="24"/>
+        </w:rPr>
+        <w:t xml:space="preserve">（3）劳动合同订立时所依据的客观情况发生重大变化，致使劳动合同无法履行，经双方协商未能就变更劳动合同内容达成协议的。</w:t>
+      </w:r>
+    </w:p>
+    <w:p>
+      <w:pPr>
+        <w:spacing w:line="360"/>
+        <w:ind w:firstLine="480"/>
+      </w:pPr>
+      <w:r>
+        <w:rPr>
+          <w:rFonts w:ascii="宋体" w:cs="宋体" w:eastAsia="宋体" w:hAnsi="宋体"/>
+          <w:color w:val="FF0000"/>
+          <w:sz w:val="24"/>
+          <w:szCs w:val="24"/>
+        </w:rPr>
+        <w:t xml:space="preserve">6. 解除或终止劳动合同时，甲方应依法为乙方办理相关手续，出具解除或终止劳动合同证明，并在{{办理期限}}日内为乙方办理档案和社会保险关系转移手续。</w:t>
+      </w:r>
+    </w:p>
+    <w:p>
+      <w:pPr>
+        <w:spacing w:line="360"/>
+        <w:ind w:firstLine="480"/>
+      </w:pPr>
+      <w:r>
+        <w:rPr>
+          <w:rFonts w:ascii="宋体" w:cs="宋体" w:eastAsia="宋体" w:hAnsi="宋体"/>
+          <w:sz w:val="24"/>
+          <w:szCs w:val="24"/>
+        </w:rPr>
+        <w:t xml:space="preserve">7. 乙方应当按照双方约定，办理工作交接。甲方应当向乙方支付经济补偿的，在办结工作交接时支付。</w:t>
       </w:r>
     </w:p>
     <w:p/>
@@ -531,22 +873,35 @@
           <w:sz w:val="28"/>
           <w:szCs w:val="28"/>
         </w:rPr>
-        <w:t xml:space="preserve">九、违约责任</w:t>
-      </w:r>
-    </w:p>
-    <w:p>
-      <w:pPr>
-        <w:spacing w:line="360"/>
-        <w:ind w:firstLine="480"/>
-      </w:pPr>
-      <w:r>
-        <w:rPr>
-          <w:rFonts w:ascii="宋体" w:cs="宋体" w:eastAsia="宋体" w:hAnsi="宋体"/>
-          <w:color w:val="FF0000"/>
-          <w:sz w:val="24"/>
-          <w:szCs w:val="24"/>
-        </w:rPr>
-        <w:t xml:space="preserve">{{违约责任条款}}</w:t>
+        <w:t xml:space="preserve">九、保密与知识产权</w:t>
+      </w:r>
+    </w:p>
+    <w:p>
+      <w:pPr>
+        <w:spacing w:line="360"/>
+        <w:ind w:firstLine="480"/>
+      </w:pPr>
+      <w:r>
+        <w:rPr>
+          <w:rFonts w:ascii="宋体" w:cs="宋体" w:eastAsia="宋体" w:hAnsi="宋体"/>
+          <w:sz w:val="24"/>
+          <w:szCs w:val="24"/>
+        </w:rPr>
+        <w:t xml:space="preserve">乙方在职期间及离职后，应对甲方的商业秘密和与知识产权相关的保密事项承担保密义务。</w:t>
+      </w:r>
+    </w:p>
+    <w:p>
+      <w:pPr>
+        <w:spacing w:line="360"/>
+        <w:ind w:firstLine="480"/>
+      </w:pPr>
+      <w:r>
+        <w:rPr>
+          <w:rFonts w:ascii="宋体" w:cs="宋体" w:eastAsia="宋体" w:hAnsi="宋体"/>
+          <w:sz w:val="24"/>
+          <w:szCs w:val="24"/>
+        </w:rPr>
+        <w:t xml:space="preserve">乙方在职期间因履行职务或主要利用甲方的物质技术条件所完成的发明创造、作品等知识产权归甲方所有。</w:t>
       </w:r>
     </w:p>
     <w:p/>
@@ -563,7 +918,285 @@
           <w:sz w:val="28"/>
           <w:szCs w:val="28"/>
         </w:rPr>
-        <w:t xml:space="preserve">十、其他约定事项</w:t>
+        <w:t xml:space="preserve">十、违约责任</w:t>
+      </w:r>
+    </w:p>
+    <w:p>
+      <w:pPr>
+        <w:spacing w:line="360"/>
+        <w:ind w:firstLine="480"/>
+      </w:pPr>
+      <w:r>
+        <w:rPr>
+          <w:rFonts w:ascii="宋体" w:cs="宋体" w:eastAsia="宋体" w:hAnsi="宋体"/>
+          <w:sz w:val="24"/>
+          <w:szCs w:val="24"/>
+        </w:rPr>
+        <w:t xml:space="preserve">1. 乙方有下列情形之一的，视为违约：</w:t>
+      </w:r>
+    </w:p>
+    <w:p>
+      <w:pPr>
+        <w:spacing w:line="360"/>
+        <w:ind w:firstLine="480"/>
+      </w:pPr>
+      <w:r>
+        <w:rPr>
+          <w:rFonts w:ascii="宋体" w:cs="宋体" w:eastAsia="宋体" w:hAnsi="宋体"/>
+          <w:sz w:val="24"/>
+          <w:szCs w:val="24"/>
+        </w:rPr>
+        <w:t xml:space="preserve">（1）未按照约定履行工作职责或完成工作任务的；</w:t>
+      </w:r>
+    </w:p>
+    <w:p>
+      <w:pPr>
+        <w:spacing w:line="360"/>
+        <w:ind w:firstLine="480"/>
+      </w:pPr>
+      <w:r>
+        <w:rPr>
+          <w:rFonts w:ascii="宋体" w:cs="宋体" w:eastAsia="宋体" w:hAnsi="宋体"/>
+          <w:sz w:val="24"/>
+          <w:szCs w:val="24"/>
+        </w:rPr>
+        <w:t xml:space="preserve">（2）违反甲方规章制度，情节严重的；</w:t>
+      </w:r>
+    </w:p>
+    <w:p>
+      <w:pPr>
+        <w:spacing w:line="360"/>
+        <w:ind w:firstLine="480"/>
+      </w:pPr>
+      <w:r>
+        <w:rPr>
+          <w:rFonts w:ascii="宋体" w:cs="宋体" w:eastAsia="宋体" w:hAnsi="宋体"/>
+          <w:sz w:val="24"/>
+          <w:szCs w:val="24"/>
+        </w:rPr>
+        <w:t xml:space="preserve">（3）泄露甲方商业秘密或违反保密义务的；</w:t>
+      </w:r>
+    </w:p>
+    <w:p>
+      <w:pPr>
+        <w:spacing w:line="360"/>
+        <w:ind w:firstLine="480"/>
+      </w:pPr>
+      <w:r>
+        <w:rPr>
+          <w:rFonts w:ascii="宋体" w:cs="宋体" w:eastAsia="宋体" w:hAnsi="宋体"/>
+          <w:color w:val="FF0000"/>
+          <w:sz w:val="24"/>
+          <w:szCs w:val="24"/>
+        </w:rPr>
+        <w:t xml:space="preserve">（4）{{其他违约情形}}。</w:t>
+      </w:r>
+    </w:p>
+    <w:p>
+      <w:pPr>
+        <w:spacing w:line="360"/>
+        <w:ind w:firstLine="480"/>
+      </w:pPr>
+      <w:r>
+        <w:rPr>
+          <w:rFonts w:ascii="宋体" w:cs="宋体" w:eastAsia="宋体" w:hAnsi="宋体"/>
+          <w:sz w:val="24"/>
+          <w:szCs w:val="24"/>
+        </w:rPr>
+        <w:t xml:space="preserve">2. 乙方违反本合同约定，给甲方造成损失的，应承担相应的赔偿责任，赔偿范围包括但不限于直接损失、间接损失、律师费、诉讼费等。</w:t>
+      </w:r>
+    </w:p>
+    <w:p>
+      <w:pPr>
+        <w:spacing w:line="360"/>
+        <w:ind w:firstLine="480"/>
+      </w:pPr>
+      <w:r>
+        <w:rPr>
+          <w:rFonts w:ascii="宋体" w:cs="宋体" w:eastAsia="宋体" w:hAnsi="宋体"/>
+          <w:sz w:val="24"/>
+          <w:szCs w:val="24"/>
+        </w:rPr>
+        <w:t xml:space="preserve">3. 甲方有下列情形之一的，视为违约：</w:t>
+      </w:r>
+    </w:p>
+    <w:p>
+      <w:pPr>
+        <w:spacing w:line="360"/>
+        <w:ind w:firstLine="480"/>
+      </w:pPr>
+      <w:r>
+        <w:rPr>
+          <w:rFonts w:ascii="宋体" w:cs="宋体" w:eastAsia="宋体" w:hAnsi="宋体"/>
+          <w:sz w:val="24"/>
+          <w:szCs w:val="24"/>
+        </w:rPr>
+        <w:t xml:space="preserve">（1）未按照约定支付劳动报酬的；</w:t>
+      </w:r>
+    </w:p>
+    <w:p>
+      <w:pPr>
+        <w:spacing w:line="360"/>
+        <w:ind w:firstLine="480"/>
+      </w:pPr>
+      <w:r>
+        <w:rPr>
+          <w:rFonts w:ascii="宋体" w:cs="宋体" w:eastAsia="宋体" w:hAnsi="宋体"/>
+          <w:sz w:val="24"/>
+          <w:szCs w:val="24"/>
+        </w:rPr>
+        <w:t xml:space="preserve">（2）未按照约定提供劳动条件或劳动保护的；</w:t>
+      </w:r>
+    </w:p>
+    <w:p>
+      <w:pPr>
+        <w:spacing w:line="360"/>
+        <w:ind w:firstLine="480"/>
+      </w:pPr>
+      <w:r>
+        <w:rPr>
+          <w:rFonts w:ascii="宋体" w:cs="宋体" w:eastAsia="宋体" w:hAnsi="宋体"/>
+          <w:sz w:val="24"/>
+          <w:szCs w:val="24"/>
+        </w:rPr>
+        <w:t xml:space="preserve">（3）违法解除或终止劳动合同的；</w:t>
+      </w:r>
+    </w:p>
+    <w:p>
+      <w:pPr>
+        <w:spacing w:line="360"/>
+        <w:ind w:firstLine="480"/>
+      </w:pPr>
+      <w:r>
+        <w:rPr>
+          <w:rFonts w:ascii="宋体" w:cs="宋体" w:eastAsia="宋体" w:hAnsi="宋体"/>
+          <w:color w:val="FF0000"/>
+          <w:sz w:val="24"/>
+          <w:szCs w:val="24"/>
+        </w:rPr>
+        <w:t xml:space="preserve">（4）{{其他违约情形}}。</w:t>
+      </w:r>
+    </w:p>
+    <w:p>
+      <w:pPr>
+        <w:spacing w:line="360"/>
+        <w:ind w:firstLine="480"/>
+      </w:pPr>
+      <w:r>
+        <w:rPr>
+          <w:rFonts w:ascii="宋体" w:cs="宋体" w:eastAsia="宋体" w:hAnsi="宋体"/>
+          <w:sz w:val="24"/>
+          <w:szCs w:val="24"/>
+        </w:rPr>
+        <w:t xml:space="preserve">4. 甲方违反本合同约定，给乙方造成损失的，应承担相应的赔偿责任。</w:t>
+      </w:r>
+    </w:p>
+    <w:p/>
+    <w:p>
+      <w:pPr>
+        <w:spacing w:before="200" w:after="200"/>
+      </w:pPr>
+      <w:r>
+        <w:rPr>
+          <w:rFonts w:ascii="宋体" w:cs="宋体" w:eastAsia="宋体" w:hAnsi="宋体"/>
+          <w:b/>
+          <w:bCs/>
+          <w:color w:val="000000"/>
+          <w:sz w:val="28"/>
+          <w:szCs w:val="28"/>
+        </w:rPr>
+        <w:t xml:space="preserve">十一、通知与送达</w:t>
+      </w:r>
+    </w:p>
+    <w:p>
+      <w:pPr>
+        <w:spacing w:line="360"/>
+        <w:ind w:firstLine="480"/>
+      </w:pPr>
+      <w:r>
+        <w:rPr>
+          <w:rFonts w:ascii="宋体" w:cs="宋体" w:eastAsia="宋体" w:hAnsi="宋体"/>
+          <w:sz w:val="24"/>
+          <w:szCs w:val="24"/>
+        </w:rPr>
+        <w:t xml:space="preserve">甲乙双方确认本合同载明的地址为有效送达地址，任何书面通知发送至该地址即视为送达。</w:t>
+      </w:r>
+    </w:p>
+    <w:p>
+      <w:pPr>
+        <w:spacing w:line="360"/>
+        <w:ind w:firstLine="480"/>
+      </w:pPr>
+      <w:r>
+        <w:rPr>
+          <w:rFonts w:ascii="宋体" w:cs="宋体" w:eastAsia="宋体" w:hAnsi="宋体"/>
+          <w:color w:val="FF0000"/>
+          <w:sz w:val="24"/>
+          <w:szCs w:val="24"/>
+        </w:rPr>
+        <w:t xml:space="preserve">一方变更送达地址的，应提前{{通知期限}}日书面通知对方。</w:t>
+      </w:r>
+    </w:p>
+    <w:p/>
+    <w:p>
+      <w:pPr>
+        <w:spacing w:before="200" w:after="200"/>
+      </w:pPr>
+      <w:r>
+        <w:rPr>
+          <w:rFonts w:ascii="宋体" w:cs="宋体" w:eastAsia="宋体" w:hAnsi="宋体"/>
+          <w:b/>
+          <w:bCs/>
+          <w:color w:val="000000"/>
+          <w:sz w:val="28"/>
+          <w:szCs w:val="28"/>
+        </w:rPr>
+        <w:t xml:space="preserve">十二、争议解决</w:t>
+      </w:r>
+    </w:p>
+    <w:p>
+      <w:pPr>
+        <w:spacing w:line="360"/>
+        <w:ind w:firstLine="480"/>
+      </w:pPr>
+      <w:r>
+        <w:rPr>
+          <w:rFonts w:ascii="宋体" w:cs="宋体" w:eastAsia="宋体" w:hAnsi="宋体"/>
+          <w:sz w:val="24"/>
+          <w:szCs w:val="24"/>
+        </w:rPr>
+        <w:t xml:space="preserve">本合同履行过程中发生争议的，双方应首先协商解决；协商不成的，任何一方均可向劳动合同履行地劳动争议仲裁委员会申请仲裁。</w:t>
+      </w:r>
+    </w:p>
+    <w:p>
+      <w:pPr>
+        <w:spacing w:line="360"/>
+        <w:ind w:firstLine="480"/>
+      </w:pPr>
+      <w:r>
+        <w:rPr>
+          <w:rFonts w:ascii="宋体" w:cs="宋体" w:eastAsia="宋体" w:hAnsi="宋体"/>
+          <w:sz w:val="24"/>
+          <w:szCs w:val="24"/>
+        </w:rPr>
+        <w:t xml:space="preserve">对仲裁裁决不服的，可以依法向有管辖权的人民法院提起诉讼。</w:t>
+      </w:r>
+    </w:p>
+    <w:p/>
+    <w:p>
+      <w:pPr>
+        <w:spacing w:before="200" w:after="200"/>
+      </w:pPr>
+      <w:r>
+        <w:rPr>
+          <w:rFonts w:ascii="宋体" w:cs="宋体" w:eastAsia="宋体" w:hAnsi="宋体"/>
+          <w:b/>
+          <w:bCs/>
+          <w:color w:val="000000"/>
+          <w:sz w:val="28"/>
+          <w:szCs w:val="28"/>
+        </w:rPr>
+        <w:t xml:space="preserve">十三、其他约定事项</w:t>
       </w:r>
     </w:p>
     <w:p>
